--- a/docs/exports/PROJECT_INFO.docx
+++ b/docs/exports/PROJECT_INFO.docx
@@ -47,7 +47,7 @@
         <w:pStyle w:val="Compact"/>
       </w:pPr>
       <w:r>
-        <w:t xml:space="preserve">Vercel: (배포 후 기록)</w:t>
+        <w:t xml:space="preserve">Vercel: https://hvd-landing.vercel.app</w:t>
       </w:r>
     </w:p>
     <w:bookmarkEnd w:id="21"/>

--- a/docs/exports/PROJECT_INFO.docx
+++ b/docs/exports/PROJECT_INFO.docx
@@ -736,7 +736,7 @@
         <w:pStyle w:val="FirstParagraph"/>
       </w:pPr>
       <w:r>
-        <w:t xml:space="preserve">2026-06-02</w:t>
+        <w:t xml:space="preserve">2026-06-02 22:50 (CCG 점검 + UI 개선 완료)</w:t>
       </w:r>
     </w:p>
     <w:bookmarkEnd w:id="30"/>
